--- a/Summary of road accident analysis.docx
+++ b/Summary of road accident analysis.docx
@@ -17,7 +17,23 @@
           <w:sz w:val="36"/>
           <w:szCs w:val="36"/>
         </w:rPr>
-        <w:t>STACKHOLDERS FOR ROAD ACCIDENT ANALYSIS</w:t>
+        <w:t>STA</w:t>
+      </w:r>
+      <w:r>
+        <w:rPr>
+          <w:rFonts w:ascii="Arial Black" w:hAnsi="Arial Black"/>
+          <w:sz w:val="36"/>
+          <w:szCs w:val="36"/>
+        </w:rPr>
+        <w:t>KE</w:t>
+      </w:r>
+      <w:r>
+        <w:rPr>
+          <w:rFonts w:ascii="Arial Black" w:hAnsi="Arial Black"/>
+          <w:sz w:val="36"/>
+          <w:szCs w:val="36"/>
+        </w:rPr>
+        <w:t>HOLDERS FOR ROAD ACCIDENT ANALYSIS</w:t>
       </w:r>
     </w:p>
     <w:p>
